--- a/SC16_Fundraising_Avancado.docx
+++ b/SC16_Fundraising_Avancado.docx
@@ -109,7 +109,7 @@
               <w:bottom w:color="000000" w:space="0" w:sz="0" w:val="nil"/>
               <w:right w:color="000000" w:space="0" w:sz="0" w:val="nil"/>
             </w:tcBorders>
-            <w:shd w:fill="eeeeee" w:val="clear"/>
+            <w:shd w:fill="efe8d6" w:val="clear"/>
             <w:tcMar>
               <w:top w:w="160.0" w:type="dxa"/>
               <w:left w:w="260.0" w:type="dxa"/>
@@ -304,7 +304,7 @@
               <w:bottom w:color="d8d8d8" w:space="0" w:sz="4" w:val="single"/>
               <w:right w:color="d8d8d8" w:space="0" w:sz="4" w:val="single"/>
             </w:tcBorders>
-            <w:shd w:fill="f7f7f7" w:val="clear"/>
+            <w:shd w:fill="f7f0de" w:val="clear"/>
             <w:tcMar>
               <w:top w:w="90.0" w:type="dxa"/>
               <w:left w:w="160.0" w:type="dxa"/>
@@ -419,7 +419,7 @@
               <w:bottom w:color="d8d8d8" w:space="0" w:sz="4" w:val="single"/>
               <w:right w:color="d8d8d8" w:space="0" w:sz="4" w:val="single"/>
             </w:tcBorders>
-            <w:shd w:fill="f7f7f7" w:val="clear"/>
+            <w:shd w:fill="f7f0de" w:val="clear"/>
             <w:tcMar>
               <w:top w:w="90.0" w:type="dxa"/>
               <w:left w:w="160.0" w:type="dxa"/>
@@ -534,7 +534,7 @@
               <w:bottom w:color="d8d8d8" w:space="0" w:sz="4" w:val="single"/>
               <w:right w:color="d8d8d8" w:space="0" w:sz="4" w:val="single"/>
             </w:tcBorders>
-            <w:shd w:fill="f7f7f7" w:val="clear"/>
+            <w:shd w:fill="f7f0de" w:val="clear"/>
             <w:tcMar>
               <w:top w:w="90.0" w:type="dxa"/>
               <w:left w:w="160.0" w:type="dxa"/>
@@ -913,7 +913,7 @@
               <w:bottom w:color="d8d8d8" w:space="0" w:sz="4" w:val="single"/>
               <w:right w:color="d8d8d8" w:space="0" w:sz="4" w:val="single"/>
             </w:tcBorders>
-            <w:shd w:fill="f7f7f7" w:val="clear"/>
+            <w:shd w:fill="f7f0de" w:val="clear"/>
             <w:tcMar>
               <w:top w:w="60.0" w:type="dxa"/>
               <w:left w:w="80.0" w:type="dxa"/>
@@ -942,7 +942,7 @@
               <w:bottom w:color="d8d8d8" w:space="0" w:sz="4" w:val="single"/>
               <w:right w:color="d8d8d8" w:space="0" w:sz="4" w:val="single"/>
             </w:tcBorders>
-            <w:shd w:fill="f7f7f7" w:val="clear"/>
+            <w:shd w:fill="f7f0de" w:val="clear"/>
             <w:tcMar>
               <w:top w:w="60.0" w:type="dxa"/>
               <w:left w:w="80.0" w:type="dxa"/>
@@ -971,7 +971,7 @@
               <w:bottom w:color="d8d8d8" w:space="0" w:sz="4" w:val="single"/>
               <w:right w:color="d8d8d8" w:space="0" w:sz="4" w:val="single"/>
             </w:tcBorders>
-            <w:shd w:fill="f7f7f7" w:val="clear"/>
+            <w:shd w:fill="f7f0de" w:val="clear"/>
             <w:tcMar>
               <w:top w:w="60.0" w:type="dxa"/>
               <w:left w:w="80.0" w:type="dxa"/>
@@ -1000,7 +1000,7 @@
               <w:bottom w:color="d8d8d8" w:space="0" w:sz="4" w:val="single"/>
               <w:right w:color="d8d8d8" w:space="0" w:sz="4" w:val="single"/>
             </w:tcBorders>
-            <w:shd w:fill="f7f7f7" w:val="clear"/>
+            <w:shd w:fill="f7f0de" w:val="clear"/>
             <w:tcMar>
               <w:top w:w="60.0" w:type="dxa"/>
               <w:left w:w="80.0" w:type="dxa"/>
@@ -1029,7 +1029,7 @@
               <w:bottom w:color="d8d8d8" w:space="0" w:sz="4" w:val="single"/>
               <w:right w:color="d8d8d8" w:space="0" w:sz="4" w:val="single"/>
             </w:tcBorders>
-            <w:shd w:fill="f7f7f7" w:val="clear"/>
+            <w:shd w:fill="f7f0de" w:val="clear"/>
             <w:tcMar>
               <w:top w:w="60.0" w:type="dxa"/>
               <w:left w:w="80.0" w:type="dxa"/>
@@ -1217,7 +1217,7 @@
               <w:bottom w:color="d8d8d8" w:space="0" w:sz="4" w:val="single"/>
               <w:right w:color="d8d8d8" w:space="0" w:sz="4" w:val="single"/>
             </w:tcBorders>
-            <w:shd w:fill="f7f7f7" w:val="clear"/>
+            <w:shd w:fill="f7f0de" w:val="clear"/>
             <w:tcMar>
               <w:top w:w="60.0" w:type="dxa"/>
               <w:left w:w="80.0" w:type="dxa"/>
@@ -1246,7 +1246,7 @@
               <w:bottom w:color="d8d8d8" w:space="0" w:sz="4" w:val="single"/>
               <w:right w:color="d8d8d8" w:space="0" w:sz="4" w:val="single"/>
             </w:tcBorders>
-            <w:shd w:fill="f7f7f7" w:val="clear"/>
+            <w:shd w:fill="f7f0de" w:val="clear"/>
             <w:tcMar>
               <w:top w:w="60.0" w:type="dxa"/>
               <w:left w:w="80.0" w:type="dxa"/>
@@ -1275,7 +1275,7 @@
               <w:bottom w:color="d8d8d8" w:space="0" w:sz="4" w:val="single"/>
               <w:right w:color="d8d8d8" w:space="0" w:sz="4" w:val="single"/>
             </w:tcBorders>
-            <w:shd w:fill="f7f7f7" w:val="clear"/>
+            <w:shd w:fill="f7f0de" w:val="clear"/>
             <w:tcMar>
               <w:top w:w="60.0" w:type="dxa"/>
               <w:left w:w="80.0" w:type="dxa"/>
@@ -1304,7 +1304,7 @@
               <w:bottom w:color="d8d8d8" w:space="0" w:sz="4" w:val="single"/>
               <w:right w:color="d8d8d8" w:space="0" w:sz="4" w:val="single"/>
             </w:tcBorders>
-            <w:shd w:fill="f7f7f7" w:val="clear"/>
+            <w:shd w:fill="f7f0de" w:val="clear"/>
             <w:tcMar>
               <w:top w:w="60.0" w:type="dxa"/>
               <w:left w:w="80.0" w:type="dxa"/>
@@ -1333,7 +1333,7 @@
               <w:bottom w:color="d8d8d8" w:space="0" w:sz="4" w:val="single"/>
               <w:right w:color="d8d8d8" w:space="0" w:sz="4" w:val="single"/>
             </w:tcBorders>
-            <w:shd w:fill="f7f7f7" w:val="clear"/>
+            <w:shd w:fill="f7f0de" w:val="clear"/>
             <w:tcMar>
               <w:top w:w="60.0" w:type="dxa"/>
               <w:left w:w="80.0" w:type="dxa"/>
@@ -1521,7 +1521,7 @@
               <w:bottom w:color="d8d8d8" w:space="0" w:sz="4" w:val="single"/>
               <w:right w:color="d8d8d8" w:space="0" w:sz="4" w:val="single"/>
             </w:tcBorders>
-            <w:shd w:fill="f7f7f7" w:val="clear"/>
+            <w:shd w:fill="f7f0de" w:val="clear"/>
             <w:tcMar>
               <w:top w:w="60.0" w:type="dxa"/>
               <w:left w:w="80.0" w:type="dxa"/>
@@ -1550,7 +1550,7 @@
               <w:bottom w:color="d8d8d8" w:space="0" w:sz="4" w:val="single"/>
               <w:right w:color="d8d8d8" w:space="0" w:sz="4" w:val="single"/>
             </w:tcBorders>
-            <w:shd w:fill="f7f7f7" w:val="clear"/>
+            <w:shd w:fill="f7f0de" w:val="clear"/>
             <w:tcMar>
               <w:top w:w="60.0" w:type="dxa"/>
               <w:left w:w="80.0" w:type="dxa"/>
@@ -1579,7 +1579,7 @@
               <w:bottom w:color="d8d8d8" w:space="0" w:sz="4" w:val="single"/>
               <w:right w:color="d8d8d8" w:space="0" w:sz="4" w:val="single"/>
             </w:tcBorders>
-            <w:shd w:fill="f7f7f7" w:val="clear"/>
+            <w:shd w:fill="f7f0de" w:val="clear"/>
             <w:tcMar>
               <w:top w:w="60.0" w:type="dxa"/>
               <w:left w:w="80.0" w:type="dxa"/>
@@ -1608,7 +1608,7 @@
               <w:bottom w:color="d8d8d8" w:space="0" w:sz="4" w:val="single"/>
               <w:right w:color="d8d8d8" w:space="0" w:sz="4" w:val="single"/>
             </w:tcBorders>
-            <w:shd w:fill="f7f7f7" w:val="clear"/>
+            <w:shd w:fill="f7f0de" w:val="clear"/>
             <w:tcMar>
               <w:top w:w="60.0" w:type="dxa"/>
               <w:left w:w="80.0" w:type="dxa"/>
@@ -1637,7 +1637,7 @@
               <w:bottom w:color="d8d8d8" w:space="0" w:sz="4" w:val="single"/>
               <w:right w:color="d8d8d8" w:space="0" w:sz="4" w:val="single"/>
             </w:tcBorders>
-            <w:shd w:fill="f7f7f7" w:val="clear"/>
+            <w:shd w:fill="f7f0de" w:val="clear"/>
             <w:tcMar>
               <w:top w:w="60.0" w:type="dxa"/>
               <w:left w:w="80.0" w:type="dxa"/>
@@ -1964,7 +1964,7 @@
               <w:bottom w:color="d8d8d8" w:space="0" w:sz="4" w:val="single"/>
               <w:right w:color="d8d8d8" w:space="0" w:sz="4" w:val="single"/>
             </w:tcBorders>
-            <w:shd w:fill="f2f2f2" w:val="clear"/>
+            <w:shd w:fill="f3ebda" w:val="clear"/>
             <w:tcMar>
               <w:top w:w="100.0" w:type="dxa"/>
               <w:left w:w="200.0" w:type="dxa"/>
@@ -2210,7 +2210,7 @@
               <w:bottom w:color="d8d8d8" w:space="0" w:sz="4" w:val="single"/>
               <w:right w:color="d8d8d8" w:space="0" w:sz="4" w:val="single"/>
             </w:tcBorders>
-            <w:shd w:fill="f2f2f2" w:val="clear"/>
+            <w:shd w:fill="f3ebda" w:val="clear"/>
             <w:tcMar>
               <w:top w:w="100.0" w:type="dxa"/>
               <w:left w:w="200.0" w:type="dxa"/>
@@ -2456,7 +2456,7 @@
               <w:bottom w:color="d8d8d8" w:space="0" w:sz="4" w:val="single"/>
               <w:right w:color="d8d8d8" w:space="0" w:sz="4" w:val="single"/>
             </w:tcBorders>
-            <w:shd w:fill="f2f2f2" w:val="clear"/>
+            <w:shd w:fill="f3ebda" w:val="clear"/>
             <w:tcMar>
               <w:top w:w="100.0" w:type="dxa"/>
               <w:left w:w="200.0" w:type="dxa"/>
@@ -2702,7 +2702,7 @@
               <w:bottom w:color="d8d8d8" w:space="0" w:sz="4" w:val="single"/>
               <w:right w:color="d8d8d8" w:space="0" w:sz="4" w:val="single"/>
             </w:tcBorders>
-            <w:shd w:fill="f2f2f2" w:val="clear"/>
+            <w:shd w:fill="f3ebda" w:val="clear"/>
             <w:tcMar>
               <w:top w:w="100.0" w:type="dxa"/>
               <w:left w:w="200.0" w:type="dxa"/>
@@ -2963,7 +2963,7 @@
               <w:bottom w:color="d8d8d8" w:space="0" w:sz="4" w:val="single"/>
               <w:right w:color="d8d8d8" w:space="0" w:sz="4" w:val="single"/>
             </w:tcBorders>
-            <w:shd w:fill="f2f2f2" w:val="clear"/>
+            <w:shd w:fill="f3ebda" w:val="clear"/>
             <w:tcMar>
               <w:top w:w="120.0" w:type="dxa"/>
               <w:left w:w="200.0" w:type="dxa"/>
@@ -3118,7 +3118,7 @@
               <w:bottom w:color="000000" w:space="0" w:sz="0" w:val="nil"/>
               <w:right w:color="000000" w:space="0" w:sz="0" w:val="nil"/>
             </w:tcBorders>
-            <w:shd w:fill="eeeeee" w:val="clear"/>
+            <w:shd w:fill="efe8d6" w:val="clear"/>
             <w:tcMar>
               <w:top w:w="160.0" w:type="dxa"/>
               <w:left w:w="260.0" w:type="dxa"/>
@@ -3393,7 +3393,7 @@
       <w:rPr/>
       <w:drawing>
         <wp:inline distB="114300" distT="114300" distL="114300" distR="114300">
-          <wp:extent cx="1106897" cy="623888"/>
+          <wp:extent cx="1911049" cy="623888"/>
           <wp:effectExtent b="0" l="0" r="0" t="0"/>
           <wp:docPr id="1" name="image1.png"/>
           <a:graphic>
@@ -3405,7 +3405,7 @@
                 </pic:nvPicPr>
                 <pic:blipFill>
                   <a:blip r:embed="rId1"/>
-                  <a:srcRect b="27972" l="11329" r="12428" t="30420"/>
+                  <a:srcRect b="0" l="0" r="0" t="0"/>
                   <a:stretch>
                     <a:fillRect/>
                   </a:stretch>
@@ -3413,7 +3413,7 @@
                 <pic:spPr>
                   <a:xfrm>
                     <a:off x="0" y="0"/>
-                    <a:ext cx="1106897" cy="623888"/>
+                    <a:ext cx="1911049" cy="623888"/>
                   </a:xfrm>
                   <a:prstGeom prst="rect"/>
                   <a:ln/>
